--- a/examples/transf/doc/13-balancing-subsampling.docx
+++ b/examples/transf/doc/13-balancing-subsampling.docx
@@ -2,7 +2,7 @@
 <file path=word/document.xml><?xml version="1.0" encoding="utf-8"?>
 <w:document xmlns:w="http://schemas.openxmlformats.org/wordprocessingml/2006/main" xmlns:m="http://schemas.openxmlformats.org/officeDocument/2006/math" xmlns:r="http://schemas.openxmlformats.org/officeDocument/2006/relationships" xmlns:o="urn:schemas-microsoft-com:office:office" xmlns:v="urn:schemas-microsoft-com:vml" xmlns:w10="urn:schemas-microsoft-com:office:word" xmlns:a="http://schemas.openxmlformats.org/drawingml/2006/main" xmlns:pic="http://schemas.openxmlformats.org/drawingml/2006/picture" xmlns:wp="http://schemas.openxmlformats.org/drawingml/2006/wordprocessingDrawing">
   <w:body>
-    <w:bookmarkStart w:id="20" w:name="random-class-undersampling"/>
+    <w:bookmarkStart w:id="9" w:name="random-class-undersampling"/>
     <w:p>
       <w:pPr>
         <w:pStyle w:val="Heading2"/>
@@ -25,6 +25,45 @@
       </w:pPr>
       <w:r>
         <w:rPr>
+          <w:rStyle w:val="FunctionTok"/>
+        </w:rPr>
+        <w:t xml:space="preserve">source</w:t>
+      </w:r>
+      <w:r>
+        <w:rPr>
+          <w:rStyle w:val="NormalTok"/>
+        </w:rPr>
+        <w:t xml:space="preserve">(</w:t>
+      </w:r>
+      <w:r>
+        <w:rPr>
+          <w:rStyle w:val="FunctionTok"/>
+        </w:rPr>
+        <w:t xml:space="preserve">url</w:t>
+      </w:r>
+      <w:r>
+        <w:rPr>
+          <w:rStyle w:val="NormalTok"/>
+        </w:rPr>
+        <w:t xml:space="preserve">(</w:t>
+      </w:r>
+      <w:r>
+        <w:rPr>
+          <w:rStyle w:val="StringTok"/>
+        </w:rPr>
+        <w:t xml:space="preserve">"https://raw.githubusercontent.com/cefet-rj-dal/daltoolbox/main/examples/seed.R"</w:t>
+      </w:r>
+      <w:r>
+        <w:rPr>
+          <w:rStyle w:val="NormalTok"/>
+        </w:rPr>
+        <w:t xml:space="preserve">))</w:t>
+      </w:r>
+      <w:r>
+        <w:br/>
+      </w:r>
+      <w:r>
+        <w:rPr>
           <w:rStyle w:val="CommentTok"/>
         </w:rPr>
         <w:t xml:space="preserve"># installation</w:t>
@@ -238,6 +277,21 @@
       </w:pPr>
       <w:r>
         <w:rPr>
+          <w:rStyle w:val="FunctionTok"/>
+        </w:rPr>
+        <w:t xml:space="preserve">set_example_seed</w:t>
+      </w:r>
+      <w:r>
+        <w:rPr>
+          <w:rStyle w:val="NormalTok"/>
+        </w:rPr>
+        <w:t xml:space="preserve">()</w:t>
+      </w:r>
+      <w:r>
+        <w:br/>
+      </w:r>
+      <w:r>
+        <w:rPr>
           <w:rStyle w:val="NormalTok"/>
         </w:rPr>
         <w:t xml:space="preserve">bal </w:t>
@@ -271,30 +325,6 @@
           <w:rStyle w:val="StringTok"/>
         </w:rPr>
         <w:t xml:space="preserve">"Species"</w:t>
-      </w:r>
-      <w:r>
-        <w:rPr>
-          <w:rStyle w:val="NormalTok"/>
-        </w:rPr>
-        <w:t xml:space="preserve">, </w:t>
-      </w:r>
-      <w:r>
-        <w:rPr>
-          <w:rStyle w:val="AttributeTok"/>
-        </w:rPr>
-        <w:t xml:space="preserve">seed =</w:t>
-      </w:r>
-      <w:r>
-        <w:rPr>
-          <w:rStyle w:val="NormalTok"/>
-        </w:rPr>
-        <w:t xml:space="preserve"> </w:t>
-      </w:r>
-      <w:r>
-        <w:rPr>
-          <w:rStyle w:val="DecValTok"/>
-        </w:rPr>
-        <w:t xml:space="preserve">123</w:t>
       </w:r>
       <w:r>
         <w:rPr>
@@ -426,7 +456,7 @@
         <w:rPr>
           <w:rStyle w:val="VerbatimChar"/>
         </w:rPr>
-        <w:t xml:space="preserve">## 1          7.1         3.0          5.9         2.1 virginica</w:t>
+        <w:t xml:space="preserve">## 1          6.3         3.3          6.0         2.5 virginica</w:t>
       </w:r>
       <w:r>
         <w:br/>
@@ -435,7 +465,7 @@
         <w:rPr>
           <w:rStyle w:val="VerbatimChar"/>
         </w:rPr>
-        <w:t xml:space="preserve">## 2          6.5         3.2          5.1         2.0 virginica</w:t>
+        <w:t xml:space="preserve">## 2          6.5         3.0          5.8         2.2 virginica</w:t>
       </w:r>
       <w:r>
         <w:br/>
@@ -444,7 +474,7 @@
         <w:rPr>
           <w:rStyle w:val="VerbatimChar"/>
         </w:rPr>
-        <w:t xml:space="preserve">## 3          5.8         2.7          5.1         1.9 virginica</w:t>
+        <w:t xml:space="preserve">## 3          6.5         3.2          5.1         2.0 virginica</w:t>
       </w:r>
       <w:r>
         <w:br/>
@@ -453,7 +483,7 @@
         <w:rPr>
           <w:rStyle w:val="VerbatimChar"/>
         </w:rPr>
-        <w:t xml:space="preserve">## 4          7.6         3.0          6.6         2.1 virginica</w:t>
+        <w:t xml:space="preserve">## 4          6.7         2.5          5.8         1.8 virginica</w:t>
       </w:r>
       <w:r>
         <w:br/>
@@ -462,7 +492,7 @@
         <w:rPr>
           <w:rStyle w:val="VerbatimChar"/>
         </w:rPr>
-        <w:t xml:space="preserve">## 5          7.2         3.6          6.1         2.5 virginica</w:t>
+        <w:t xml:space="preserve">## 5          5.8         2.7          5.1         1.9 virginica</w:t>
       </w:r>
       <w:r>
         <w:br/>
@@ -471,10 +501,10 @@
         <w:rPr>
           <w:rStyle w:val="VerbatimChar"/>
         </w:rPr>
-        <w:t xml:space="preserve">## 6          6.5         3.0          5.8         2.2 virginica</w:t>
+        <w:t xml:space="preserve">## 6          6.3         2.9          5.6         1.8 virginica</w:t>
       </w:r>
     </w:p>
-    <w:bookmarkEnd w:id="20"/>
+    <w:bookmarkEnd w:id="9"/>
     <w:sectPr>
       <w:footnotePr>
         <w:numRestart w:val="eachSect"/>
@@ -596,10 +626,10 @@
   <w:docDefaults>
     <w:rPrDefault>
       <w:rPr>
-        <w:rFonts w:asciiTheme="minorHAnsi" w:cstheme="minorBidi" w:eastAsiaTheme="minorHAnsi" w:hAnsiTheme="minorHAnsi"/>
+        <w:rFonts w:asciiTheme="minorHAnsi" w:cstheme="minorBidi" w:eastAsiaTheme="minorEastAsia" w:hAnsiTheme="minorHAnsi"/>
         <w:sz w:val="24"/>
         <w:szCs w:val="24"/>
-        <w:lang w:bidi="ar-SA" w:eastAsia="en-US" w:val="en-US"/>
+        <w:lang w:bidi="ar-SA" w:eastAsia="zh-CN" w:val="en-US"/>
       </w:rPr>
     </w:rPrDefault>
     <w:pPrDefault>
@@ -1140,13 +1170,6 @@
       </w:tblCellMar>
     </w:tblPr>
     <w:tblStylePr w:type="firstRow">
-      <w:tblPr>
-        <w:jc w:val="left"/>
-        <w:tblInd w:type="dxa" w:w="0"/>
-      </w:tblPr>
-      <w:trPr>
-        <w:jc w:val="left"/>
-      </w:trPr>
       <w:tcPr>
         <w:tcBorders>
           <w:bottom w:val="single"/>
